--- a/docs/Steppe-Funder-Eligibility-Reference-v3.docx
+++ b/docs/Steppe-Funder-Eligibility-Reference-v3.docx
@@ -3993,7 +3993,7 @@
           <w:sz w:val="22"/>
           <w:szCs w:val="22"/>
         </w:rPr>
-        <w:t xml:space="preserve">Three windows are open now — OCF Fall (closes June 23), Bend Foundation summer (closes July 17), and the Roundhouse fall Open Call (Jun–Aug). But each effectively requires the fiscal-sponsor agreement already in hand (OCF wants it signed within the past year; Roundhouse requires active pursuit of 501(c)(3) status). If the Aspiration agreement is not signed within days, the June 23 OCF deadline is too tight — and a thin application rushed without fieldwork evidence is worse than waiting for the next cycle.</w:t>
+        <w:t>Three windows are open now — OCF Fall (closes June 23), Bend Foundation summer (closes July 17), and the Roundhouse fall Open Call (Jun–Aug). But each effectively requires the fiscal-sponsor agreement already in hand (OCF wants it signed within the past year; Roundhouse requires active pursuit of 501(c)(3) status). If the Ignite Empowerment Foundation agreement is not signed within days, the June 23 OCF deadline is too tight — and a thin application rushed without fieldwork evidence is worse than waiting for the next cycle.</w:t>
       </w:r>
     </w:p>
     <w:p>
